--- a/docs/enablement/word/Enablement-How-It-Works-and-Where-It-Runs-v1.0.docx
+++ b/docs/enablement/word/Enablement-How-It-Works-and-Where-It-Runs-v1.0.docx
@@ -1026,7 +1026,7 @@
         </w:rPr>
         <w:t xml:space="preserve"> says why. Every word follows the </w:t>
       </w:r>
-      <w:hyperlink w:history="1" r:id="rIdd819r7rrtf_uibxvmmgre">
+      <w:hyperlink w:history="1" r:id="rId-bbxclt2dve5y14w-ecqk">
         <w:r>
           <w:rPr>
             <w:rFonts w:ascii="Calibri" w:cs="Calibri" w:eastAsia="Calibri" w:hAnsi="Calibri"/>
@@ -1412,7 +1412,7 @@
           <w:sz w:val="21"/>
           <w:szCs w:val="21"/>
         </w:rPr>
-        <w:t xml:space="preserve"> Only pieces that may be served remain: live, in their window, in stock, and passing their own rule.</w:t>
+        <w:t xml:space="preserve"> Only pieces that may be served remain: live, in their window, in stock, and passing their own rule. Pinned pieces are then reserved, before any scoring.</w:t>
       </w:r>
     </w:p>
     <w:p>
@@ -1442,7 +1442,7 @@
           <w:sz w:val="21"/>
           <w:szCs w:val="21"/>
         </w:rPr>
-        <w:t xml:space="preserve"> The score is the sum of interest times the slot's weight over the piece's tags, then a few published adjustments.</w:t>
+        <w:t xml:space="preserve"> Each piece that is not pinned is scored: the sum of interest times the slot's weight over the piece's tags, then a few published adjustments.</w:t>
       </w:r>
     </w:p>
     <w:p>
@@ -1472,7 +1472,7 @@
           <w:sz w:val="21"/>
           <w:szCs w:val="21"/>
         </w:rPr>
-        <w:t xml:space="preserve"> Pinned pieces come first. The rest follow by score, with a cap on pieces that share one value.</w:t>
+        <w:t xml:space="preserve"> Pinned pieces come first, and are never scored. The rest follow by score, with a cap on pieces that share one value.</w:t>
       </w:r>
     </w:p>
     <w:p>
@@ -2778,7 +2778,7 @@
           <w:sz w:val="21"/>
           <w:szCs w:val="21"/>
         </w:rPr>
-        <w:t xml:space="preserve"> the decision path with consent, tenancy and access; the order of whatever sits in a slot, page modules included; the documents and the console; receipts, and replay of one slot; attribution and the day report; learning with the dial at 0; product re-ordering. </w:t>
+        <w:t xml:space="preserve"> the decision path with consent, tenancy and access; the order of whatever sits in a slot, page modules included; the documents and the console; receipts, and replay of one slot; attribution and the day report; learning with the dial at 0; product re-ranking. </w:t>
       </w:r>
       <w:r>
         <w:rPr>
@@ -2855,8 +2855,8 @@
         </w:tblBorders>
       </w:tblPr>
       <w:tblGrid>
-        <w:gridCol w:w="3086"/>
-        <w:gridCol w:w="6274"/>
+        <w:gridCol w:w="3024"/>
+        <w:gridCol w:w="6336"/>
       </w:tblGrid>
       <w:tr>
         <w:trPr>
@@ -2864,7 +2864,7 @@
         </w:trPr>
         <w:tc>
           <w:tcPr>
-            <w:tcW w:type="dxa" w:w="3086"/>
+            <w:tcW w:type="dxa" w:w="3024"/>
             <w:shd w:fill="E8EDF4" w:val="clear"/>
             <w:tcMar>
               <w:top w:type="dxa" w:w="70"/>
@@ -2892,7 +2892,7 @@
         </w:tc>
         <w:tc>
           <w:tcPr>
-            <w:tcW w:type="dxa" w:w="6274"/>
+            <w:tcW w:type="dxa" w:w="6336"/>
             <w:shd w:fill="E8EDF4" w:val="clear"/>
             <w:tcMar>
               <w:top w:type="dxa" w:w="70"/>
@@ -2922,7 +2922,7 @@
       <w:tr>
         <w:tc>
           <w:tcPr>
-            <w:tcW w:type="dxa" w:w="3086"/>
+            <w:tcW w:type="dxa" w:w="3024"/>
             <w:shd w:fill="FFFFFF" w:val="clear"/>
             <w:tcMar>
               <w:top w:type="dxa" w:w="70"/>
@@ -2948,7 +2948,7 @@
         </w:tc>
         <w:tc>
           <w:tcPr>
-            <w:tcW w:type="dxa" w:w="6274"/>
+            <w:tcW w:type="dxa" w:w="6336"/>
             <w:shd w:fill="FFFFFF" w:val="clear"/>
             <w:tcMar>
               <w:top w:type="dxa" w:w="70"/>
@@ -2976,7 +2976,7 @@
       <w:tr>
         <w:tc>
           <w:tcPr>
-            <w:tcW w:type="dxa" w:w="3086"/>
+            <w:tcW w:type="dxa" w:w="3024"/>
             <w:shd w:fill="F6F8FB" w:val="clear"/>
             <w:tcMar>
               <w:top w:type="dxa" w:w="70"/>
@@ -3002,7 +3002,7 @@
         </w:tc>
         <w:tc>
           <w:tcPr>
-            <w:tcW w:type="dxa" w:w="6274"/>
+            <w:tcW w:type="dxa" w:w="6336"/>
             <w:shd w:fill="F6F8FB" w:val="clear"/>
             <w:tcMar>
               <w:top w:type="dxa" w:w="70"/>
@@ -3030,7 +3030,7 @@
       <w:tr>
         <w:tc>
           <w:tcPr>
-            <w:tcW w:type="dxa" w:w="3086"/>
+            <w:tcW w:type="dxa" w:w="3024"/>
             <w:shd w:fill="FFFFFF" w:val="clear"/>
             <w:tcMar>
               <w:top w:type="dxa" w:w="70"/>
@@ -3056,7 +3056,7 @@
         </w:tc>
         <w:tc>
           <w:tcPr>
-            <w:tcW w:type="dxa" w:w="6274"/>
+            <w:tcW w:type="dxa" w:w="6336"/>
             <w:shd w:fill="FFFFFF" w:val="clear"/>
             <w:tcMar>
               <w:top w:type="dxa" w:w="70"/>
@@ -3084,7 +3084,7 @@
       <w:tr>
         <w:tc>
           <w:tcPr>
-            <w:tcW w:type="dxa" w:w="3086"/>
+            <w:tcW w:type="dxa" w:w="3024"/>
             <w:shd w:fill="F6F8FB" w:val="clear"/>
             <w:tcMar>
               <w:top w:type="dxa" w:w="70"/>
@@ -3110,7 +3110,7 @@
         </w:tc>
         <w:tc>
           <w:tcPr>
-            <w:tcW w:type="dxa" w:w="6274"/>
+            <w:tcW w:type="dxa" w:w="6336"/>
             <w:shd w:fill="F6F8FB" w:val="clear"/>
             <w:tcMar>
               <w:top w:type="dxa" w:w="70"/>
@@ -3138,7 +3138,7 @@
       <w:tr>
         <w:tc>
           <w:tcPr>
-            <w:tcW w:type="dxa" w:w="3086"/>
+            <w:tcW w:type="dxa" w:w="3024"/>
             <w:shd w:fill="FFFFFF" w:val="clear"/>
             <w:tcMar>
               <w:top w:type="dxa" w:w="70"/>
@@ -3164,7 +3164,7 @@
         </w:tc>
         <w:tc>
           <w:tcPr>
-            <w:tcW w:type="dxa" w:w="6274"/>
+            <w:tcW w:type="dxa" w:w="6336"/>
             <w:shd w:fill="FFFFFF" w:val="clear"/>
             <w:tcMar>
               <w:top w:type="dxa" w:w="70"/>
@@ -3192,7 +3192,7 @@
       <w:tr>
         <w:tc>
           <w:tcPr>
-            <w:tcW w:type="dxa" w:w="3086"/>
+            <w:tcW w:type="dxa" w:w="3024"/>
             <w:shd w:fill="F6F8FB" w:val="clear"/>
             <w:tcMar>
               <w:top w:type="dxa" w:w="70"/>
@@ -3218,7 +3218,7 @@
         </w:tc>
         <w:tc>
           <w:tcPr>
-            <w:tcW w:type="dxa" w:w="6274"/>
+            <w:tcW w:type="dxa" w:w="6336"/>
             <w:shd w:fill="F6F8FB" w:val="clear"/>
             <w:tcMar>
               <w:top w:type="dxa" w:w="70"/>
@@ -3246,7 +3246,7 @@
       <w:tr>
         <w:tc>
           <w:tcPr>
-            <w:tcW w:type="dxa" w:w="3086"/>
+            <w:tcW w:type="dxa" w:w="3024"/>
             <w:shd w:fill="FFFFFF" w:val="clear"/>
             <w:tcMar>
               <w:top w:type="dxa" w:w="70"/>
@@ -3272,7 +3272,7 @@
         </w:tc>
         <w:tc>
           <w:tcPr>
-            <w:tcW w:type="dxa" w:w="6274"/>
+            <w:tcW w:type="dxa" w:w="6336"/>
             <w:shd w:fill="FFFFFF" w:val="clear"/>
             <w:tcMar>
               <w:top w:type="dxa" w:w="70"/>
@@ -3292,7 +3292,7 @@
                 <w:sz w:val="19"/>
                 <w:szCs w:val="19"/>
               </w:rPr>
-              <w:t xml:space="preserve">"The engine decides; Opal creates and explains."</w:t>
+              <w:t xml:space="preserve">"The engine decides; Opal creates and explains. Opal is not connected to the engine today."</w:t>
             </w:r>
           </w:p>
         </w:tc>
@@ -3396,7 +3396,7 @@
         </w:rPr>
         <w:t xml:space="preserve">The whole boundary is on the credits page, </w:t>
       </w:r>
-      <w:hyperlink w:history="1" r:id="rIdf3zl4tkiyofp3wk39jzr7">
+      <w:hyperlink w:history="1" r:id="rIdtaiuuojfpvvn7vfm01dio">
         <w:r>
           <w:rPr>
             <w:rFonts w:ascii="Calibri" w:cs="Calibri" w:eastAsia="Calibri" w:hAnsi="Calibri"/>
@@ -3730,7 +3730,7 @@
           <w:sz w:val="21"/>
           <w:szCs w:val="21"/>
         </w:rPr>
-        <w:t xml:space="preserve">, counts nothing. A value outside the catalog's vocabulary builds nothing on that dimension.</w:t>
+        <w:t xml:space="preserve">, counts nothing. Where the catalog names values on a dimension, an event value outside them builds nothing on it.</w:t>
       </w:r>
     </w:p>
     <w:p>
@@ -3760,7 +3760,7 @@
           <w:sz w:val="21"/>
           <w:szCs w:val="21"/>
         </w:rPr>
-        <w:t xml:space="preserve"> The registry's defaults are τ 14 days (at most 90), K 1.8, an entry line of 0.6, an exit line of 0.45, a pruning floor of 0.0001 and 24 values per dimension, each open to a per-dimension override. With a view weighing 1, one view gives 0.357, two give 0.526, and three give 0.625, enough to join an audience. Time alone can take a visitor out of an audience, never put one in. The code calls the 14 days "a documented ENGINEERING default, not a customer calibration", and the production value is open.</w:t>
+        <w:t xml:space="preserve"> The registry's defaults are τ 14 days (at most 90), K 1.8, an entry line of 0.6, an exit line of 0.45, a pruning floor of 0.0001 and 24 values per dimension; τ, K and both lines can each be set per dimension. With a view weighing 1, one view gives 0.357, two give 0.526, and three give 0.625, enough to join an audience. Time alone can take a visitor out of an audience, never put one in. The code calls the 14 days "a documented ENGINEERING default, not a customer calibration", and the production value is open.</w:t>
       </w:r>
     </w:p>
     <w:p>
@@ -5747,9 +5747,9 @@
         </w:tblBorders>
       </w:tblPr>
       <w:tblGrid>
-        <w:gridCol w:w="3913"/>
-        <w:gridCol w:w="3470"/>
-        <w:gridCol w:w="1977"/>
+        <w:gridCol w:w="3908"/>
+        <w:gridCol w:w="3476"/>
+        <w:gridCol w:w="1976"/>
       </w:tblGrid>
       <w:tr>
         <w:trPr>
@@ -5757,7 +5757,7 @@
         </w:trPr>
         <w:tc>
           <w:tcPr>
-            <w:tcW w:type="dxa" w:w="3913"/>
+            <w:tcW w:type="dxa" w:w="3908"/>
             <w:shd w:fill="E8EDF4" w:val="clear"/>
             <w:tcMar>
               <w:top w:type="dxa" w:w="70"/>
@@ -5785,7 +5785,7 @@
         </w:tc>
         <w:tc>
           <w:tcPr>
-            <w:tcW w:type="dxa" w:w="3470"/>
+            <w:tcW w:type="dxa" w:w="3476"/>
             <w:shd w:fill="E8EDF4" w:val="clear"/>
             <w:tcMar>
               <w:top w:type="dxa" w:w="70"/>
@@ -5813,7 +5813,7 @@
         </w:tc>
         <w:tc>
           <w:tcPr>
-            <w:tcW w:type="dxa" w:w="1977"/>
+            <w:tcW w:type="dxa" w:w="1976"/>
             <w:shd w:fill="E8EDF4" w:val="clear"/>
             <w:tcMar>
               <w:top w:type="dxa" w:w="70"/>
@@ -5843,7 +5843,7 @@
       <w:tr>
         <w:tc>
           <w:tcPr>
-            <w:tcW w:type="dxa" w:w="3913"/>
+            <w:tcW w:type="dxa" w:w="3908"/>
             <w:shd w:fill="FFFFFF" w:val="clear"/>
             <w:tcMar>
               <w:top w:type="dxa" w:w="70"/>
@@ -5878,7 +5878,7 @@
         </w:tc>
         <w:tc>
           <w:tcPr>
-            <w:tcW w:type="dxa" w:w="3470"/>
+            <w:tcW w:type="dxa" w:w="3476"/>
             <w:shd w:fill="FFFFFF" w:val="clear"/>
             <w:tcMar>
               <w:top w:type="dxa" w:w="70"/>
@@ -5913,7 +5913,7 @@
         </w:tc>
         <w:tc>
           <w:tcPr>
-            <w:tcW w:type="dxa" w:w="1977"/>
+            <w:tcW w:type="dxa" w:w="1976"/>
             <w:shd w:fill="FFFFFF" w:val="clear"/>
             <w:tcMar>
               <w:top w:type="dxa" w:w="70"/>
@@ -5941,7 +5941,7 @@
       <w:tr>
         <w:tc>
           <w:tcPr>
-            <w:tcW w:type="dxa" w:w="3913"/>
+            <w:tcW w:type="dxa" w:w="3908"/>
             <w:shd w:fill="F6F8FB" w:val="clear"/>
             <w:tcMar>
               <w:top w:type="dxa" w:w="70"/>
@@ -6021,7 +6021,7 @@
         </w:tc>
         <w:tc>
           <w:tcPr>
-            <w:tcW w:type="dxa" w:w="3470"/>
+            <w:tcW w:type="dxa" w:w="3476"/>
             <w:shd w:fill="F6F8FB" w:val="clear"/>
             <w:tcMar>
               <w:top w:type="dxa" w:w="70"/>
@@ -6047,7 +6047,7 @@
         </w:tc>
         <w:tc>
           <w:tcPr>
-            <w:tcW w:type="dxa" w:w="1977"/>
+            <w:tcW w:type="dxa" w:w="1976"/>
             <w:shd w:fill="F6F8FB" w:val="clear"/>
             <w:tcMar>
               <w:top w:type="dxa" w:w="70"/>
@@ -6075,7 +6075,7 @@
       <w:tr>
         <w:tc>
           <w:tcPr>
-            <w:tcW w:type="dxa" w:w="3913"/>
+            <w:tcW w:type="dxa" w:w="3908"/>
             <w:shd w:fill="FFFFFF" w:val="clear"/>
             <w:tcMar>
               <w:top w:type="dxa" w:w="70"/>
@@ -6110,7 +6110,7 @@
         </w:tc>
         <w:tc>
           <w:tcPr>
-            <w:tcW w:type="dxa" w:w="3470"/>
+            <w:tcW w:type="dxa" w:w="3476"/>
             <w:shd w:fill="FFFFFF" w:val="clear"/>
             <w:tcMar>
               <w:top w:type="dxa" w:w="70"/>
@@ -6130,13 +6130,13 @@
                 <w:sz w:val="19"/>
                 <w:szCs w:val="19"/>
               </w:rPr>
-              <w:t xml:space="preserve">Same session, same piece, last decision; 30 minutes for click, dwell, video and custom outcomes, 6 hours for wishlist and add to bag, 7 days for purchase</w:t>
-            </w:r>
-          </w:p>
-        </w:tc>
-        <w:tc>
-          <w:tcPr>
-            <w:tcW w:type="dxa" w:w="1977"/>
+              <w:t xml:space="preserve">Same session, same piece, last decision; 30 minutes for click, dwell, video and custom outcomes, 6 hours for wishlist and add to cart, 7 days for purchase</w:t>
+            </w:r>
+          </w:p>
+        </w:tc>
+        <w:tc>
+          <w:tcPr>
+            <w:tcW w:type="dxa" w:w="1976"/>
             <w:shd w:fill="FFFFFF" w:val="clear"/>
             <w:tcMar>
               <w:top w:type="dxa" w:w="70"/>
@@ -6164,7 +6164,7 @@
       <w:tr>
         <w:tc>
           <w:tcPr>
-            <w:tcW w:type="dxa" w:w="3913"/>
+            <w:tcW w:type="dxa" w:w="3908"/>
             <w:shd w:fill="F6F8FB" w:val="clear"/>
             <w:tcMar>
               <w:top w:type="dxa" w:w="70"/>
@@ -6199,7 +6199,7 @@
         </w:tc>
         <w:tc>
           <w:tcPr>
-            <w:tcW w:type="dxa" w:w="3470"/>
+            <w:tcW w:type="dxa" w:w="3476"/>
             <w:shd w:fill="F6F8FB" w:val="clear"/>
             <w:tcMar>
               <w:top w:type="dxa" w:w="70"/>
@@ -6225,7 +6225,7 @@
         </w:tc>
         <w:tc>
           <w:tcPr>
-            <w:tcW w:type="dxa" w:w="1977"/>
+            <w:tcW w:type="dxa" w:w="1976"/>
             <w:shd w:fill="F6F8FB" w:val="clear"/>
             <w:tcMar>
               <w:top w:type="dxa" w:w="70"/>
@@ -6253,7 +6253,7 @@
       <w:tr>
         <w:tc>
           <w:tcPr>
-            <w:tcW w:type="dxa" w:w="3913"/>
+            <w:tcW w:type="dxa" w:w="3908"/>
             <w:shd w:fill="FFFFFF" w:val="clear"/>
             <w:tcMar>
               <w:top w:type="dxa" w:w="70"/>
@@ -6297,7 +6297,7 @@
         </w:tc>
         <w:tc>
           <w:tcPr>
-            <w:tcW w:type="dxa" w:w="3470"/>
+            <w:tcW w:type="dxa" w:w="3476"/>
             <w:shd w:fill="FFFFFF" w:val="clear"/>
             <w:tcMar>
               <w:top w:type="dxa" w:w="70"/>
@@ -6341,7 +6341,7 @@
         </w:tc>
         <w:tc>
           <w:tcPr>
-            <w:tcW w:type="dxa" w:w="1977"/>
+            <w:tcW w:type="dxa" w:w="1976"/>
             <w:shd w:fill="FFFFFF" w:val="clear"/>
             <w:tcMar>
               <w:top w:type="dxa" w:w="70"/>
@@ -6369,7 +6369,7 @@
       <w:tr>
         <w:tc>
           <w:tcPr>
-            <w:tcW w:type="dxa" w:w="3913"/>
+            <w:tcW w:type="dxa" w:w="3908"/>
             <w:shd w:fill="F6F8FB" w:val="clear"/>
             <w:tcMar>
               <w:top w:type="dxa" w:w="70"/>
@@ -6395,7 +6395,7 @@
         </w:tc>
         <w:tc>
           <w:tcPr>
-            <w:tcW w:type="dxa" w:w="3470"/>
+            <w:tcW w:type="dxa" w:w="3476"/>
             <w:shd w:fill="F6F8FB" w:val="clear"/>
             <w:tcMar>
               <w:top w:type="dxa" w:w="70"/>
@@ -6421,7 +6421,7 @@
         </w:tc>
         <w:tc>
           <w:tcPr>
-            <w:tcW w:type="dxa" w:w="1977"/>
+            <w:tcW w:type="dxa" w:w="1976"/>
             <w:shd w:fill="F6F8FB" w:val="clear"/>
             <w:tcMar>
               <w:top w:type="dxa" w:w="70"/>
@@ -9477,9 +9477,9 @@
         </w:tblBorders>
       </w:tblPr>
       <w:tblGrid>
-        <w:gridCol w:w="2513"/>
-        <w:gridCol w:w="3844"/>
-        <w:gridCol w:w="3003"/>
+        <w:gridCol w:w="2509"/>
+        <w:gridCol w:w="3838"/>
+        <w:gridCol w:w="3013"/>
       </w:tblGrid>
       <w:tr>
         <w:trPr>
@@ -9487,7 +9487,7 @@
         </w:trPr>
         <w:tc>
           <w:tcPr>
-            <w:tcW w:type="dxa" w:w="2513"/>
+            <w:tcW w:type="dxa" w:w="2509"/>
             <w:shd w:fill="E8EDF4" w:val="clear"/>
             <w:tcMar>
               <w:top w:type="dxa" w:w="70"/>
@@ -9515,7 +9515,7 @@
         </w:tc>
         <w:tc>
           <w:tcPr>
-            <w:tcW w:type="dxa" w:w="3844"/>
+            <w:tcW w:type="dxa" w:w="3838"/>
             <w:shd w:fill="E8EDF4" w:val="clear"/>
             <w:tcMar>
               <w:top w:type="dxa" w:w="70"/>
@@ -9543,7 +9543,7 @@
         </w:tc>
         <w:tc>
           <w:tcPr>
-            <w:tcW w:type="dxa" w:w="3003"/>
+            <w:tcW w:type="dxa" w:w="3013"/>
             <w:shd w:fill="E8EDF4" w:val="clear"/>
             <w:tcMar>
               <w:top w:type="dxa" w:w="70"/>
@@ -9573,7 +9573,7 @@
       <w:tr>
         <w:tc>
           <w:tcPr>
-            <w:tcW w:type="dxa" w:w="2513"/>
+            <w:tcW w:type="dxa" w:w="2509"/>
             <w:shd w:fill="FFFFFF" w:val="clear"/>
             <w:tcMar>
               <w:top w:type="dxa" w:w="70"/>
@@ -9599,7 +9599,7 @@
         </w:tc>
         <w:tc>
           <w:tcPr>
-            <w:tcW w:type="dxa" w:w="3844"/>
+            <w:tcW w:type="dxa" w:w="3838"/>
             <w:shd w:fill="FFFFFF" w:val="clear"/>
             <w:tcMar>
               <w:top w:type="dxa" w:w="70"/>
@@ -9634,7 +9634,7 @@
         </w:tc>
         <w:tc>
           <w:tcPr>
-            <w:tcW w:type="dxa" w:w="3003"/>
+            <w:tcW w:type="dxa" w:w="3013"/>
             <w:shd w:fill="FFFFFF" w:val="clear"/>
             <w:tcMar>
               <w:top w:type="dxa" w:w="70"/>
@@ -9689,7 +9689,7 @@
       <w:tr>
         <w:tc>
           <w:tcPr>
-            <w:tcW w:type="dxa" w:w="2513"/>
+            <w:tcW w:type="dxa" w:w="2509"/>
             <w:shd w:fill="F6F8FB" w:val="clear"/>
             <w:tcMar>
               <w:top w:type="dxa" w:w="70"/>
@@ -9715,7 +9715,7 @@
         </w:tc>
         <w:tc>
           <w:tcPr>
-            <w:tcW w:type="dxa" w:w="3844"/>
+            <w:tcW w:type="dxa" w:w="3838"/>
             <w:shd w:fill="F6F8FB" w:val="clear"/>
             <w:tcMar>
               <w:top w:type="dxa" w:w="70"/>
@@ -9741,7 +9741,7 @@
         </w:tc>
         <w:tc>
           <w:tcPr>
-            <w:tcW w:type="dxa" w:w="3003"/>
+            <w:tcW w:type="dxa" w:w="3013"/>
             <w:shd w:fill="F6F8FB" w:val="clear"/>
             <w:tcMar>
               <w:top w:type="dxa" w:w="70"/>
@@ -9769,7 +9769,7 @@
       <w:tr>
         <w:tc>
           <w:tcPr>
-            <w:tcW w:type="dxa" w:w="2513"/>
+            <w:tcW w:type="dxa" w:w="2509"/>
             <w:shd w:fill="FFFFFF" w:val="clear"/>
             <w:tcMar>
               <w:top w:type="dxa" w:w="70"/>
@@ -9795,7 +9795,7 @@
         </w:tc>
         <w:tc>
           <w:tcPr>
-            <w:tcW w:type="dxa" w:w="3844"/>
+            <w:tcW w:type="dxa" w:w="3838"/>
             <w:shd w:fill="FFFFFF" w:val="clear"/>
             <w:tcMar>
               <w:top w:type="dxa" w:w="70"/>
@@ -9848,7 +9848,7 @@
         </w:tc>
         <w:tc>
           <w:tcPr>
-            <w:tcW w:type="dxa" w:w="3003"/>
+            <w:tcW w:type="dxa" w:w="3013"/>
             <w:shd w:fill="FFFFFF" w:val="clear"/>
             <w:tcMar>
               <w:top w:type="dxa" w:w="70"/>
@@ -9876,7 +9876,7 @@
       <w:tr>
         <w:tc>
           <w:tcPr>
-            <w:tcW w:type="dxa" w:w="2513"/>
+            <w:tcW w:type="dxa" w:w="2509"/>
             <w:shd w:fill="F6F8FB" w:val="clear"/>
             <w:tcMar>
               <w:top w:type="dxa" w:w="70"/>
@@ -9920,7 +9920,7 @@
         </w:tc>
         <w:tc>
           <w:tcPr>
-            <w:tcW w:type="dxa" w:w="3844"/>
+            <w:tcW w:type="dxa" w:w="3838"/>
             <w:shd w:fill="F6F8FB" w:val="clear"/>
             <w:tcMar>
               <w:top w:type="dxa" w:w="70"/>
@@ -9982,7 +9982,7 @@
         </w:tc>
         <w:tc>
           <w:tcPr>
-            <w:tcW w:type="dxa" w:w="3003"/>
+            <w:tcW w:type="dxa" w:w="3013"/>
             <w:shd w:fill="F6F8FB" w:val="clear"/>
             <w:tcMar>
               <w:top w:type="dxa" w:w="70"/>
@@ -10010,7 +10010,7 @@
       <w:tr>
         <w:tc>
           <w:tcPr>
-            <w:tcW w:type="dxa" w:w="2513"/>
+            <w:tcW w:type="dxa" w:w="2509"/>
             <w:shd w:fill="FFFFFF" w:val="clear"/>
             <w:tcMar>
               <w:top w:type="dxa" w:w="70"/>
@@ -10036,7 +10036,7 @@
         </w:tc>
         <w:tc>
           <w:tcPr>
-            <w:tcW w:type="dxa" w:w="3844"/>
+            <w:tcW w:type="dxa" w:w="3838"/>
             <w:shd w:fill="FFFFFF" w:val="clear"/>
             <w:tcMar>
               <w:top w:type="dxa" w:w="70"/>
@@ -10062,7 +10062,7 @@
         </w:tc>
         <w:tc>
           <w:tcPr>
-            <w:tcW w:type="dxa" w:w="3003"/>
+            <w:tcW w:type="dxa" w:w="3013"/>
             <w:shd w:fill="FFFFFF" w:val="clear"/>
             <w:tcMar>
               <w:top w:type="dxa" w:w="70"/>
@@ -10082,7 +10082,7 @@
                 <w:sz w:val="19"/>
                 <w:szCs w:val="19"/>
               </w:rPr>
-              <w:t xml:space="preserve">The merged profile</w:t>
+              <w:t xml:space="preserve">The two profiles merge</w:t>
             </w:r>
           </w:p>
         </w:tc>
@@ -10090,7 +10090,7 @@
       <w:tr>
         <w:tc>
           <w:tcPr>
-            <w:tcW w:type="dxa" w:w="2513"/>
+            <w:tcW w:type="dxa" w:w="2509"/>
             <w:shd w:fill="F6F8FB" w:val="clear"/>
             <w:tcMar>
               <w:top w:type="dxa" w:w="70"/>
@@ -10116,7 +10116,7 @@
         </w:tc>
         <w:tc>
           <w:tcPr>
-            <w:tcW w:type="dxa" w:w="3844"/>
+            <w:tcW w:type="dxa" w:w="3838"/>
             <w:shd w:fill="F6F8FB" w:val="clear"/>
             <w:tcMar>
               <w:top w:type="dxa" w:w="70"/>
@@ -10142,7 +10142,7 @@
         </w:tc>
         <w:tc>
           <w:tcPr>
-            <w:tcW w:type="dxa" w:w="3003"/>
+            <w:tcW w:type="dxa" w:w="3013"/>
             <w:shd w:fill="F6F8FB" w:val="clear"/>
             <w:tcMar>
               <w:top w:type="dxa" w:w="70"/>
@@ -10170,7 +10170,7 @@
       <w:tr>
         <w:tc>
           <w:tcPr>
-            <w:tcW w:type="dxa" w:w="2513"/>
+            <w:tcW w:type="dxa" w:w="2509"/>
             <w:shd w:fill="FFFFFF" w:val="clear"/>
             <w:tcMar>
               <w:top w:type="dxa" w:w="70"/>
@@ -10214,7 +10214,7 @@
         </w:tc>
         <w:tc>
           <w:tcPr>
-            <w:tcW w:type="dxa" w:w="3844"/>
+            <w:tcW w:type="dxa" w:w="3838"/>
             <w:shd w:fill="FFFFFF" w:val="clear"/>
             <w:tcMar>
               <w:top w:type="dxa" w:w="70"/>
@@ -10240,7 +10240,7 @@
         </w:tc>
         <w:tc>
           <w:tcPr>
-            <w:tcW w:type="dxa" w:w="3003"/>
+            <w:tcW w:type="dxa" w:w="3013"/>
             <w:shd w:fill="FFFFFF" w:val="clear"/>
             <w:tcMar>
               <w:top w:type="dxa" w:w="70"/>
@@ -10268,7 +10268,7 @@
       <w:tr>
         <w:tc>
           <w:tcPr>
-            <w:tcW w:type="dxa" w:w="2513"/>
+            <w:tcW w:type="dxa" w:w="2509"/>
             <w:shd w:fill="F6F8FB" w:val="clear"/>
             <w:tcMar>
               <w:top w:type="dxa" w:w="70"/>
@@ -10294,7 +10294,7 @@
         </w:tc>
         <w:tc>
           <w:tcPr>
-            <w:tcW w:type="dxa" w:w="3844"/>
+            <w:tcW w:type="dxa" w:w="3838"/>
             <w:shd w:fill="F6F8FB" w:val="clear"/>
             <w:tcMar>
               <w:top w:type="dxa" w:w="70"/>
@@ -10320,7 +10320,7 @@
         </w:tc>
         <w:tc>
           <w:tcPr>
-            <w:tcW w:type="dxa" w:w="3003"/>
+            <w:tcW w:type="dxa" w:w="3013"/>
             <w:shd w:fill="F6F8FB" w:val="clear"/>
             <w:tcMar>
               <w:top w:type="dxa" w:w="70"/>
@@ -10348,7 +10348,7 @@
       <w:tr>
         <w:tc>
           <w:tcPr>
-            <w:tcW w:type="dxa" w:w="2513"/>
+            <w:tcW w:type="dxa" w:w="2509"/>
             <w:shd w:fill="FFFFFF" w:val="clear"/>
             <w:tcMar>
               <w:top w:type="dxa" w:w="70"/>
@@ -10374,7 +10374,7 @@
         </w:tc>
         <w:tc>
           <w:tcPr>
-            <w:tcW w:type="dxa" w:w="3844"/>
+            <w:tcW w:type="dxa" w:w="3838"/>
             <w:shd w:fill="FFFFFF" w:val="clear"/>
             <w:tcMar>
               <w:top w:type="dxa" w:w="70"/>
@@ -10400,7 +10400,7 @@
         </w:tc>
         <w:tc>
           <w:tcPr>
-            <w:tcW w:type="dxa" w:w="3003"/>
+            <w:tcW w:type="dxa" w:w="3013"/>
             <w:shd w:fill="FFFFFF" w:val="clear"/>
             <w:tcMar>
               <w:top w:type="dxa" w:w="70"/>
@@ -11782,9 +11782,9 @@
         </w:tblBorders>
       </w:tblPr>
       <w:tblGrid>
-        <w:gridCol w:w="1494"/>
-        <w:gridCol w:w="4725"/>
-        <w:gridCol w:w="3141"/>
+        <w:gridCol w:w="1490"/>
+        <w:gridCol w:w="4692"/>
+        <w:gridCol w:w="3178"/>
       </w:tblGrid>
       <w:tr>
         <w:trPr>
@@ -11792,7 +11792,7 @@
         </w:trPr>
         <w:tc>
           <w:tcPr>
-            <w:tcW w:type="dxa" w:w="1494"/>
+            <w:tcW w:type="dxa" w:w="1490"/>
             <w:shd w:fill="E8EDF4" w:val="clear"/>
             <w:tcMar>
               <w:top w:type="dxa" w:w="70"/>
@@ -11820,7 +11820,7 @@
         </w:tc>
         <w:tc>
           <w:tcPr>
-            <w:tcW w:type="dxa" w:w="4725"/>
+            <w:tcW w:type="dxa" w:w="4692"/>
             <w:shd w:fill="E8EDF4" w:val="clear"/>
             <w:tcMar>
               <w:top w:type="dxa" w:w="70"/>
@@ -11848,7 +11848,7 @@
         </w:tc>
         <w:tc>
           <w:tcPr>
-            <w:tcW w:type="dxa" w:w="3141"/>
+            <w:tcW w:type="dxa" w:w="3178"/>
             <w:shd w:fill="E8EDF4" w:val="clear"/>
             <w:tcMar>
               <w:top w:type="dxa" w:w="70"/>
@@ -11870,7 +11870,7 @@
                 <w:sz w:val="19"/>
                 <w:szCs w:val="19"/>
               </w:rPr>
-              <w:t xml:space="preserve">In the code</w:t>
+              <w:t xml:space="preserve">Where in the code (for engineers)</w:t>
             </w:r>
           </w:p>
         </w:tc>
@@ -11878,7 +11878,7 @@
       <w:tr>
         <w:tc>
           <w:tcPr>
-            <w:tcW w:type="dxa" w:w="1494"/>
+            <w:tcW w:type="dxa" w:w="1490"/>
             <w:shd w:fill="FFFFFF" w:val="clear"/>
             <w:tcMar>
               <w:top w:type="dxa" w:w="70"/>
@@ -11904,7 +11904,7 @@
         </w:tc>
         <w:tc>
           <w:tcPr>
-            <w:tcW w:type="dxa" w:w="4725"/>
+            <w:tcW w:type="dxa" w:w="4692"/>
             <w:shd w:fill="FFFFFF" w:val="clear"/>
             <w:tcMar>
               <w:top w:type="dxa" w:w="70"/>
@@ -11930,7 +11930,7 @@
         </w:tc>
         <w:tc>
           <w:tcPr>
-            <w:tcW w:type="dxa" w:w="3141"/>
+            <w:tcW w:type="dxa" w:w="3178"/>
             <w:shd w:fill="FFFFFF" w:val="clear"/>
             <w:tcMar>
               <w:top w:type="dxa" w:w="70"/>
@@ -11958,7 +11958,7 @@
       <w:tr>
         <w:tc>
           <w:tcPr>
-            <w:tcW w:type="dxa" w:w="1494"/>
+            <w:tcW w:type="dxa" w:w="1490"/>
             <w:shd w:fill="F6F8FB" w:val="clear"/>
             <w:tcMar>
               <w:top w:type="dxa" w:w="70"/>
@@ -11984,7 +11984,7 @@
         </w:tc>
         <w:tc>
           <w:tcPr>
-            <w:tcW w:type="dxa" w:w="4725"/>
+            <w:tcW w:type="dxa" w:w="4692"/>
             <w:shd w:fill="F6F8FB" w:val="clear"/>
             <w:tcMar>
               <w:top w:type="dxa" w:w="70"/>
@@ -12010,7 +12010,7 @@
         </w:tc>
         <w:tc>
           <w:tcPr>
-            <w:tcW w:type="dxa" w:w="3141"/>
+            <w:tcW w:type="dxa" w:w="3178"/>
             <w:shd w:fill="F6F8FB" w:val="clear"/>
             <w:tcMar>
               <w:top w:type="dxa" w:w="70"/>
@@ -12038,7 +12038,7 @@
       <w:tr>
         <w:tc>
           <w:tcPr>
-            <w:tcW w:type="dxa" w:w="1494"/>
+            <w:tcW w:type="dxa" w:w="1490"/>
             <w:shd w:fill="FFFFFF" w:val="clear"/>
             <w:tcMar>
               <w:top w:type="dxa" w:w="70"/>
@@ -12064,7 +12064,7 @@
         </w:tc>
         <w:tc>
           <w:tcPr>
-            <w:tcW w:type="dxa" w:w="4725"/>
+            <w:tcW w:type="dxa" w:w="4692"/>
             <w:shd w:fill="FFFFFF" w:val="clear"/>
             <w:tcMar>
               <w:top w:type="dxa" w:w="70"/>
@@ -12099,7 +12099,7 @@
         </w:tc>
         <w:tc>
           <w:tcPr>
-            <w:tcW w:type="dxa" w:w="3141"/>
+            <w:tcW w:type="dxa" w:w="3178"/>
             <w:shd w:fill="FFFFFF" w:val="clear"/>
             <w:tcMar>
               <w:top w:type="dxa" w:w="70"/>
@@ -12127,7 +12127,7 @@
       <w:tr>
         <w:tc>
           <w:tcPr>
-            <w:tcW w:type="dxa" w:w="1494"/>
+            <w:tcW w:type="dxa" w:w="1490"/>
             <w:shd w:fill="F6F8FB" w:val="clear"/>
             <w:tcMar>
               <w:top w:type="dxa" w:w="70"/>
@@ -12153,7 +12153,7 @@
         </w:tc>
         <w:tc>
           <w:tcPr>
-            <w:tcW w:type="dxa" w:w="4725"/>
+            <w:tcW w:type="dxa" w:w="4692"/>
             <w:shd w:fill="F6F8FB" w:val="clear"/>
             <w:tcMar>
               <w:top w:type="dxa" w:w="70"/>
@@ -12197,7 +12197,7 @@
         </w:tc>
         <w:tc>
           <w:tcPr>
-            <w:tcW w:type="dxa" w:w="3141"/>
+            <w:tcW w:type="dxa" w:w="3178"/>
             <w:shd w:fill="F6F8FB" w:val="clear"/>
             <w:tcMar>
               <w:top w:type="dxa" w:w="70"/>
@@ -12225,7 +12225,7 @@
       <w:tr>
         <w:tc>
           <w:tcPr>
-            <w:tcW w:type="dxa" w:w="1494"/>
+            <w:tcW w:type="dxa" w:w="1490"/>
             <w:shd w:fill="FFFFFF" w:val="clear"/>
             <w:tcMar>
               <w:top w:type="dxa" w:w="70"/>
@@ -12251,7 +12251,7 @@
         </w:tc>
         <w:tc>
           <w:tcPr>
-            <w:tcW w:type="dxa" w:w="4725"/>
+            <w:tcW w:type="dxa" w:w="4692"/>
             <w:shd w:fill="FFFFFF" w:val="clear"/>
             <w:tcMar>
               <w:top w:type="dxa" w:w="70"/>
@@ -12295,7 +12295,7 @@
         </w:tc>
         <w:tc>
           <w:tcPr>
-            <w:tcW w:type="dxa" w:w="3141"/>
+            <w:tcW w:type="dxa" w:w="3178"/>
             <w:shd w:fill="FFFFFF" w:val="clear"/>
             <w:tcMar>
               <w:top w:type="dxa" w:w="70"/>
@@ -12323,7 +12323,7 @@
       <w:tr>
         <w:tc>
           <w:tcPr>
-            <w:tcW w:type="dxa" w:w="1494"/>
+            <w:tcW w:type="dxa" w:w="1490"/>
             <w:shd w:fill="F6F8FB" w:val="clear"/>
             <w:tcMar>
               <w:top w:type="dxa" w:w="70"/>
@@ -12349,7 +12349,7 @@
         </w:tc>
         <w:tc>
           <w:tcPr>
-            <w:tcW w:type="dxa" w:w="4725"/>
+            <w:tcW w:type="dxa" w:w="4692"/>
             <w:shd w:fill="F6F8FB" w:val="clear"/>
             <w:tcMar>
               <w:top w:type="dxa" w:w="70"/>
@@ -12375,7 +12375,7 @@
         </w:tc>
         <w:tc>
           <w:tcPr>
-            <w:tcW w:type="dxa" w:w="3141"/>
+            <w:tcW w:type="dxa" w:w="3178"/>
             <w:shd w:fill="F6F8FB" w:val="clear"/>
             <w:tcMar>
               <w:top w:type="dxa" w:w="70"/>
@@ -12421,7 +12421,7 @@
       <w:tr>
         <w:tc>
           <w:tcPr>
-            <w:tcW w:type="dxa" w:w="1494"/>
+            <w:tcW w:type="dxa" w:w="1490"/>
             <w:shd w:fill="FFFFFF" w:val="clear"/>
             <w:tcMar>
               <w:top w:type="dxa" w:w="70"/>
@@ -12447,7 +12447,7 @@
         </w:tc>
         <w:tc>
           <w:tcPr>
-            <w:tcW w:type="dxa" w:w="4725"/>
+            <w:tcW w:type="dxa" w:w="4692"/>
             <w:shd w:fill="FFFFFF" w:val="clear"/>
             <w:tcMar>
               <w:top w:type="dxa" w:w="70"/>
@@ -12473,7 +12473,7 @@
         </w:tc>
         <w:tc>
           <w:tcPr>
-            <w:tcW w:type="dxa" w:w="3141"/>
+            <w:tcW w:type="dxa" w:w="3178"/>
             <w:shd w:fill="FFFFFF" w:val="clear"/>
             <w:tcMar>
               <w:top w:type="dxa" w:w="70"/>
@@ -12519,7 +12519,7 @@
       <w:tr>
         <w:tc>
           <w:tcPr>
-            <w:tcW w:type="dxa" w:w="1494"/>
+            <w:tcW w:type="dxa" w:w="1490"/>
             <w:shd w:fill="F6F8FB" w:val="clear"/>
             <w:tcMar>
               <w:top w:type="dxa" w:w="70"/>
@@ -12545,7 +12545,7 @@
         </w:tc>
         <w:tc>
           <w:tcPr>
-            <w:tcW w:type="dxa" w:w="4725"/>
+            <w:tcW w:type="dxa" w:w="4692"/>
             <w:shd w:fill="F6F8FB" w:val="clear"/>
             <w:tcMar>
               <w:top w:type="dxa" w:w="70"/>
@@ -12571,7 +12571,7 @@
         </w:tc>
         <w:tc>
           <w:tcPr>
-            <w:tcW w:type="dxa" w:w="3141"/>
+            <w:tcW w:type="dxa" w:w="3178"/>
             <w:shd w:fill="F6F8FB" w:val="clear"/>
             <w:tcMar>
               <w:top w:type="dxa" w:w="70"/>
@@ -12617,7 +12617,7 @@
       <w:tr>
         <w:tc>
           <w:tcPr>
-            <w:tcW w:type="dxa" w:w="1494"/>
+            <w:tcW w:type="dxa" w:w="1490"/>
             <w:shd w:fill="FFFFFF" w:val="clear"/>
             <w:tcMar>
               <w:top w:type="dxa" w:w="70"/>
@@ -12643,7 +12643,7 @@
         </w:tc>
         <w:tc>
           <w:tcPr>
-            <w:tcW w:type="dxa" w:w="4725"/>
+            <w:tcW w:type="dxa" w:w="4692"/>
             <w:shd w:fill="FFFFFF" w:val="clear"/>
             <w:tcMar>
               <w:top w:type="dxa" w:w="70"/>
@@ -12669,7 +12669,7 @@
         </w:tc>
         <w:tc>
           <w:tcPr>
-            <w:tcW w:type="dxa" w:w="3141"/>
+            <w:tcW w:type="dxa" w:w="3178"/>
             <w:shd w:fill="FFFFFF" w:val="clear"/>
             <w:tcMar>
               <w:top w:type="dxa" w:w="70"/>
@@ -12697,7 +12697,7 @@
       <w:tr>
         <w:tc>
           <w:tcPr>
-            <w:tcW w:type="dxa" w:w="1494"/>
+            <w:tcW w:type="dxa" w:w="1490"/>
             <w:shd w:fill="F6F8FB" w:val="clear"/>
             <w:tcMar>
               <w:top w:type="dxa" w:w="70"/>
@@ -12723,7 +12723,7 @@
         </w:tc>
         <w:tc>
           <w:tcPr>
-            <w:tcW w:type="dxa" w:w="4725"/>
+            <w:tcW w:type="dxa" w:w="4692"/>
             <w:shd w:fill="F6F8FB" w:val="clear"/>
             <w:tcMar>
               <w:top w:type="dxa" w:w="70"/>
@@ -12749,7 +12749,7 @@
         </w:tc>
         <w:tc>
           <w:tcPr>
-            <w:tcW w:type="dxa" w:w="3141"/>
+            <w:tcW w:type="dxa" w:w="3178"/>
             <w:shd w:fill="F6F8FB" w:val="clear"/>
             <w:tcMar>
               <w:top w:type="dxa" w:w="70"/>
@@ -12795,7 +12795,7 @@
       <w:tr>
         <w:tc>
           <w:tcPr>
-            <w:tcW w:type="dxa" w:w="1494"/>
+            <w:tcW w:type="dxa" w:w="1490"/>
             <w:shd w:fill="FFFFFF" w:val="clear"/>
             <w:tcMar>
               <w:top w:type="dxa" w:w="70"/>
@@ -12821,7 +12821,7 @@
         </w:tc>
         <w:tc>
           <w:tcPr>
-            <w:tcW w:type="dxa" w:w="4725"/>
+            <w:tcW w:type="dxa" w:w="4692"/>
             <w:shd w:fill="FFFFFF" w:val="clear"/>
             <w:tcMar>
               <w:top w:type="dxa" w:w="70"/>
@@ -12847,7 +12847,7 @@
         </w:tc>
         <w:tc>
           <w:tcPr>
-            <w:tcW w:type="dxa" w:w="3141"/>
+            <w:tcW w:type="dxa" w:w="3178"/>
             <w:shd w:fill="FFFFFF" w:val="clear"/>
             <w:tcMar>
               <w:top w:type="dxa" w:w="70"/>
@@ -14260,7 +14260,7 @@
         </w:rPr>
         <w:t xml:space="preserve">Every other row, the path to a customer deployment and the open decisions with their owners are on the status page, </w:t>
       </w:r>
-      <w:hyperlink w:history="1" r:id="rId4-epsgpgdyicgsy2qyhuq">
+      <w:hyperlink w:history="1" r:id="rIdyufl9me1ds9v5cxrp8fj1">
         <w:r>
           <w:rPr>
             <w:rFonts w:ascii="Calibri" w:cs="Calibri" w:eastAsia="Calibri" w:hAnsi="Calibri"/>
@@ -14338,7 +14338,7 @@
           <w:sz w:val="21"/>
           <w:szCs w:val="21"/>
         </w:rPr>
-        <w:t xml:space="preserve">The worked example is the Vantage demo. Its technical note for a customer's engineers (a Word document, version 1.1) has this piece's shape, with one visitor worked through, a real receipt and the published documents. Its interactive page, </w:t>
+        <w:t xml:space="preserve">The worked example is the Vantage demo. Its interactive page, </w:t>
       </w:r>
       <w:r>
         <w:rPr>
@@ -14360,7 +14360,7 @@
         </w:rPr>
         <w:t xml:space="preserve">, puts the constants on sliders: </w:t>
       </w:r>
-      <w:hyperlink w:history="1" r:id="rId9sz1qilfyzhza6px1lnmw">
+      <w:hyperlink w:history="1" r:id="rIdjzow09qq8mzelu_ak0dl7">
         <w:r>
           <w:rPr>
             <w:rFonts w:ascii="Calibri" w:cs="Calibri" w:eastAsia="Calibri" w:hAnsi="Calibri"/>
@@ -14381,7 +14381,7 @@
         </w:rPr>
         <w:t xml:space="preserve">. The demo is at </w:t>
       </w:r>
-      <w:hyperlink w:history="1" r:id="rIdhjv3ud_s6lawqvov2u0xw">
+      <w:hyperlink w:history="1" r:id="rIdhz4cpm5tdoqzlwgmb3uvg">
         <w:r>
           <w:rPr>
             <w:rFonts w:ascii="Calibri" w:cs="Calibri" w:eastAsia="Calibri" w:hAnsi="Calibri"/>
@@ -14416,8 +14416,8 @@
         </w:tblBorders>
       </w:tblPr>
       <w:tblGrid>
-        <w:gridCol w:w="6176"/>
-        <w:gridCol w:w="3184"/>
+        <w:gridCol w:w="5278"/>
+        <w:gridCol w:w="4082"/>
       </w:tblGrid>
       <w:tr>
         <w:trPr>
@@ -14425,7 +14425,7 @@
         </w:trPr>
         <w:tc>
           <w:tcPr>
-            <w:tcW w:type="dxa" w:w="6176"/>
+            <w:tcW w:type="dxa" w:w="5278"/>
             <w:shd w:fill="E8EDF4" w:val="clear"/>
             <w:tcMar>
               <w:top w:type="dxa" w:w="70"/>
@@ -14453,7 +14453,7 @@
         </w:tc>
         <w:tc>
           <w:tcPr>
-            <w:tcW w:type="dxa" w:w="3184"/>
+            <w:tcW w:type="dxa" w:w="4082"/>
             <w:shd w:fill="E8EDF4" w:val="clear"/>
             <w:tcMar>
               <w:top w:type="dxa" w:w="70"/>
@@ -14483,7 +14483,7 @@
       <w:tr>
         <w:tc>
           <w:tcPr>
-            <w:tcW w:type="dxa" w:w="6176"/>
+            <w:tcW w:type="dxa" w:w="5278"/>
             <w:shd w:fill="FFFFFF" w:val="clear"/>
             <w:tcMar>
               <w:top w:type="dxa" w:w="70"/>
@@ -14496,6 +14496,15 @@
             <w:pPr>
               <w:spacing w:after="0" w:before="0" w:line="252"/>
             </w:pPr>
+            <w:r>
+              <w:rPr>
+                <w:rFonts w:ascii="Calibri" w:cs="Calibri" w:eastAsia="Calibri" w:hAnsi="Calibri"/>
+                <w:color w:val="1A1A1A"/>
+                <w:sz w:val="19"/>
+                <w:szCs w:val="19"/>
+              </w:rPr>
+              <w:t xml:space="preserve">The integration kit under </w:t>
+            </w:r>
             <w:r>
               <w:rPr>
                 <w:rFonts w:ascii="Consolas" w:cs="Consolas" w:eastAsia="Consolas" w:hAnsi="Consolas"/>
@@ -14503,17 +14512,53 @@
                 <w:sz w:val="19"/>
                 <w:szCs w:val="19"/>
               </w:rPr>
-              <w:t xml:space="preserve">docs/kit/00-README.md</w:t>
-            </w:r>
-            <w:r>
-              <w:rPr>
-                <w:rFonts w:ascii="Calibri" w:cs="Calibri" w:eastAsia="Calibri" w:hAnsi="Calibri"/>
-                <w:color w:val="1A1A1A"/>
-                <w:sz w:val="19"/>
-                <w:szCs w:val="19"/>
-              </w:rPr>
-              <w:t xml:space="preserve"> to </w:t>
-            </w:r>
+              <w:t xml:space="preserve">docs/kit</w:t>
+            </w:r>
+          </w:p>
+        </w:tc>
+        <w:tc>
+          <w:tcPr>
+            <w:tcW w:type="dxa" w:w="4082"/>
+            <w:shd w:fill="FFFFFF" w:val="clear"/>
+            <w:tcMar>
+              <w:top w:type="dxa" w:w="70"/>
+              <w:left w:type="dxa" w:w="110"/>
+              <w:bottom w:type="dxa" w:w="70"/>
+              <w:right w:type="dxa" w:w="110"/>
+            </w:tcMar>
+          </w:tcPr>
+          <w:p>
+            <w:pPr>
+              <w:spacing w:after="0" w:before="0" w:line="252"/>
+            </w:pPr>
+            <w:r>
+              <w:rPr>
+                <w:rFonts w:ascii="Calibri" w:cs="Calibri" w:eastAsia="Calibri" w:hAnsi="Calibri"/>
+                <w:color w:val="1A1A1A"/>
+                <w:sz w:val="19"/>
+                <w:szCs w:val="19"/>
+              </w:rPr>
+              <w:t xml:space="preserve">The overview, the integration guide, the API reference and the staging connection check</w:t>
+            </w:r>
+          </w:p>
+        </w:tc>
+      </w:tr>
+      <w:tr>
+        <w:tc>
+          <w:tcPr>
+            <w:tcW w:type="dxa" w:w="5278"/>
+            <w:shd w:fill="F6F8FB" w:val="clear"/>
+            <w:tcMar>
+              <w:top w:type="dxa" w:w="70"/>
+              <w:left w:type="dxa" w:w="110"/>
+              <w:bottom w:type="dxa" w:w="70"/>
+              <w:right w:type="dxa" w:w="110"/>
+            </w:tcMar>
+          </w:tcPr>
+          <w:p>
+            <w:pPr>
+              <w:spacing w:after="0" w:before="0" w:line="252"/>
+            </w:pPr>
             <w:r>
               <w:rPr>
                 <w:rFonts w:ascii="Consolas" w:cs="Consolas" w:eastAsia="Consolas" w:hAnsi="Consolas"/>
@@ -14521,33 +14566,33 @@
                 <w:sz w:val="19"/>
                 <w:szCs w:val="19"/>
               </w:rPr>
-              <w:t xml:space="preserve">docs/kit/04-staging-connection.md</w:t>
-            </w:r>
-          </w:p>
-        </w:tc>
-        <w:tc>
-          <w:tcPr>
-            <w:tcW w:type="dxa" w:w="3184"/>
-            <w:shd w:fill="FFFFFF" w:val="clear"/>
-            <w:tcMar>
-              <w:top w:type="dxa" w:w="70"/>
-              <w:left w:type="dxa" w:w="110"/>
-              <w:bottom w:type="dxa" w:w="70"/>
-              <w:right w:type="dxa" w:w="110"/>
-            </w:tcMar>
-          </w:tcPr>
-          <w:p>
-            <w:pPr>
-              <w:spacing w:after="0" w:before="0" w:line="252"/>
-            </w:pPr>
-            <w:r>
-              <w:rPr>
-                <w:rFonts w:ascii="Calibri" w:cs="Calibri" w:eastAsia="Calibri" w:hAnsi="Calibri"/>
-                <w:color w:val="1A1A1A"/>
-                <w:sz w:val="19"/>
-                <w:szCs w:val="19"/>
-              </w:rPr>
-              <w:t xml:space="preserve">The integration kit</w:t>
+              <w:t xml:space="preserve">docs/kit/03-payload-schemas.md</w:t>
+            </w:r>
+          </w:p>
+        </w:tc>
+        <w:tc>
+          <w:tcPr>
+            <w:tcW w:type="dxa" w:w="4082"/>
+            <w:shd w:fill="F6F8FB" w:val="clear"/>
+            <w:tcMar>
+              <w:top w:type="dxa" w:w="70"/>
+              <w:left w:type="dxa" w:w="110"/>
+              <w:bottom w:type="dxa" w:w="70"/>
+              <w:right w:type="dxa" w:w="110"/>
+            </w:tcMar>
+          </w:tcPr>
+          <w:p>
+            <w:pPr>
+              <w:spacing w:after="0" w:before="0" w:line="252"/>
+            </w:pPr>
+            <w:r>
+              <w:rPr>
+                <w:rFonts w:ascii="Calibri" w:cs="Calibri" w:eastAsia="Calibri" w:hAnsi="Calibri"/>
+                <w:color w:val="1A1A1A"/>
+                <w:sz w:val="19"/>
+                <w:szCs w:val="19"/>
+              </w:rPr>
+              <w:t xml:space="preserve">The payload schemas</w:t>
             </w:r>
           </w:p>
         </w:tc>
@@ -14555,19 +14600,28 @@
       <w:tr>
         <w:tc>
           <w:tcPr>
-            <w:tcW w:type="dxa" w:w="6176"/>
-            <w:shd w:fill="F6F8FB" w:val="clear"/>
-            <w:tcMar>
-              <w:top w:type="dxa" w:w="70"/>
-              <w:left w:type="dxa" w:w="110"/>
-              <w:bottom w:type="dxa" w:w="70"/>
-              <w:right w:type="dxa" w:w="110"/>
-            </w:tcMar>
-          </w:tcPr>
-          <w:p>
-            <w:pPr>
-              <w:spacing w:after="0" w:before="0" w:line="252"/>
-            </w:pPr>
+            <w:tcW w:type="dxa" w:w="5278"/>
+            <w:shd w:fill="FFFFFF" w:val="clear"/>
+            <w:tcMar>
+              <w:top w:type="dxa" w:w="70"/>
+              <w:left w:type="dxa" w:w="110"/>
+              <w:bottom w:type="dxa" w:w="70"/>
+              <w:right w:type="dxa" w:w="110"/>
+            </w:tcMar>
+          </w:tcPr>
+          <w:p>
+            <w:pPr>
+              <w:spacing w:after="0" w:before="0" w:line="252"/>
+            </w:pPr>
+            <w:r>
+              <w:rPr>
+                <w:rFonts w:ascii="Calibri" w:cs="Calibri" w:eastAsia="Calibri" w:hAnsi="Calibri"/>
+                <w:color w:val="1A1A1A"/>
+                <w:sz w:val="19"/>
+                <w:szCs w:val="19"/>
+              </w:rPr>
+              <w:t xml:space="preserve">The SDK's notes under </w:t>
+            </w:r>
             <w:r>
               <w:rPr>
                 <w:rFonts w:ascii="Consolas" w:cs="Consolas" w:eastAsia="Consolas" w:hAnsi="Consolas"/>
@@ -14575,14 +14629,14 @@
                 <w:sz w:val="19"/>
                 <w:szCs w:val="19"/>
               </w:rPr>
-              <w:t xml:space="preserve">src/sdk/README.md</w:t>
-            </w:r>
-          </w:p>
-        </w:tc>
-        <w:tc>
-          <w:tcPr>
-            <w:tcW w:type="dxa" w:w="3184"/>
-            <w:shd w:fill="F6F8FB" w:val="clear"/>
+              <w:t xml:space="preserve">src/sdk</w:t>
+            </w:r>
+          </w:p>
+        </w:tc>
+        <w:tc>
+          <w:tcPr>
+            <w:tcW w:type="dxa" w:w="4082"/>
+            <w:shd w:fill="FFFFFF" w:val="clear"/>
             <w:tcMar>
               <w:top w:type="dxa" w:w="70"/>
               <w:left w:type="dxa" w:w="110"/>
@@ -14609,8 +14663,8 @@
       <w:tr>
         <w:tc>
           <w:tcPr>
-            <w:tcW w:type="dxa" w:w="6176"/>
-            <w:shd w:fill="FFFFFF" w:val="clear"/>
+            <w:tcW w:type="dxa" w:w="5278"/>
+            <w:shd w:fill="F6F8FB" w:val="clear"/>
             <w:tcMar>
               <w:top w:type="dxa" w:w="70"/>
               <w:left w:type="dxa" w:w="110"/>
@@ -14635,8 +14689,8 @@
         </w:tc>
         <w:tc>
           <w:tcPr>
-            <w:tcW w:type="dxa" w:w="3184"/>
-            <w:shd w:fill="FFFFFF" w:val="clear"/>
+            <w:tcW w:type="dxa" w:w="4082"/>
+            <w:shd w:fill="F6F8FB" w:val="clear"/>
             <w:tcMar>
               <w:top w:type="dxa" w:w="70"/>
               <w:left w:type="dxa" w:w="110"/>
@@ -14663,8 +14717,8 @@
       <w:tr>
         <w:tc>
           <w:tcPr>
-            <w:tcW w:type="dxa" w:w="6176"/>
-            <w:shd w:fill="F6F8FB" w:val="clear"/>
+            <w:tcW w:type="dxa" w:w="5278"/>
+            <w:shd w:fill="FFFFFF" w:val="clear"/>
             <w:tcMar>
               <w:top w:type="dxa" w:w="70"/>
               <w:left w:type="dxa" w:w="110"/>
@@ -14683,33 +14737,33 @@
                 <w:sz w:val="19"/>
                 <w:szCs w:val="19"/>
               </w:rPr>
-              <w:t xml:space="preserve">docs/PS-Implementation-Runbook.md</w:t>
-            </w:r>
-          </w:p>
-        </w:tc>
-        <w:tc>
-          <w:tcPr>
-            <w:tcW w:type="dxa" w:w="3184"/>
-            <w:shd w:fill="F6F8FB" w:val="clear"/>
-            <w:tcMar>
-              <w:top w:type="dxa" w:w="70"/>
-              <w:left w:type="dxa" w:w="110"/>
-              <w:bottom w:type="dxa" w:w="70"/>
-              <w:right w:type="dxa" w:w="110"/>
-            </w:tcMar>
-          </w:tcPr>
-          <w:p>
-            <w:pPr>
-              <w:spacing w:after="0" w:before="0" w:line="252"/>
-            </w:pPr>
-            <w:r>
-              <w:rPr>
-                <w:rFonts w:ascii="Calibri" w:cs="Calibri" w:eastAsia="Calibri" w:hAnsi="Calibri"/>
-                <w:color w:val="1A1A1A"/>
-                <w:sz w:val="19"/>
-                <w:szCs w:val="19"/>
-              </w:rPr>
-              <w:t xml:space="preserve">The services motion</w:t>
+              <w:t xml:space="preserve">docs/architecture/28-operator-surfaces-evaluation.md</w:t>
+            </w:r>
+          </w:p>
+        </w:tc>
+        <w:tc>
+          <w:tcPr>
+            <w:tcW w:type="dxa" w:w="4082"/>
+            <w:shd w:fill="FFFFFF" w:val="clear"/>
+            <w:tcMar>
+              <w:top w:type="dxa" w:w="70"/>
+              <w:left w:type="dxa" w:w="110"/>
+              <w:bottom w:type="dxa" w:w="70"/>
+              <w:right w:type="dxa" w:w="110"/>
+            </w:tcMar>
+          </w:tcPr>
+          <w:p>
+            <w:pPr>
+              <w:spacing w:after="0" w:before="0" w:line="252"/>
+            </w:pPr>
+            <w:r>
+              <w:rPr>
+                <w:rFonts w:ascii="Calibri" w:cs="Calibri" w:eastAsia="Calibri" w:hAnsi="Calibri"/>
+                <w:color w:val="1A1A1A"/>
+                <w:sz w:val="19"/>
+                <w:szCs w:val="19"/>
+              </w:rPr>
+              <w:t xml:space="preserve">The console's design</w:t>
             </w:r>
           </w:p>
         </w:tc>
@@ -14717,19 +14771,28 @@
       <w:tr>
         <w:tc>
           <w:tcPr>
-            <w:tcW w:type="dxa" w:w="6176"/>
-            <w:shd w:fill="FFFFFF" w:val="clear"/>
-            <w:tcMar>
-              <w:top w:type="dxa" w:w="70"/>
-              <w:left w:type="dxa" w:w="110"/>
-              <w:bottom w:type="dxa" w:w="70"/>
-              <w:right w:type="dxa" w:w="110"/>
-            </w:tcMar>
-          </w:tcPr>
-          <w:p>
-            <w:pPr>
-              <w:spacing w:after="0" w:before="0" w:line="252"/>
-            </w:pPr>
+            <w:tcW w:type="dxa" w:w="5278"/>
+            <w:shd w:fill="F6F8FB" w:val="clear"/>
+            <w:tcMar>
+              <w:top w:type="dxa" w:w="70"/>
+              <w:left w:type="dxa" w:w="110"/>
+              <w:bottom w:type="dxa" w:w="70"/>
+              <w:right w:type="dxa" w:w="110"/>
+            </w:tcMar>
+          </w:tcPr>
+          <w:p>
+            <w:pPr>
+              <w:spacing w:after="0" w:before="0" w:line="252"/>
+            </w:pPr>
+            <w:r>
+              <w:rPr>
+                <w:rFonts w:ascii="Calibri" w:cs="Calibri" w:eastAsia="Calibri" w:hAnsi="Calibri"/>
+                <w:color w:val="1A1A1A"/>
+                <w:sz w:val="19"/>
+                <w:szCs w:val="19"/>
+              </w:rPr>
+              <w:t xml:space="preserve">The architecture documents under </w:t>
+            </w:r>
             <w:r>
               <w:rPr>
                 <w:rFonts w:ascii="Consolas" w:cs="Consolas" w:eastAsia="Consolas" w:hAnsi="Consolas"/>
@@ -14737,41 +14800,13 @@
                 <w:sz w:val="19"/>
                 <w:szCs w:val="19"/>
               </w:rPr>
-              <w:t xml:space="preserve">docs/architecture/22-outcome-learning-design.md</w:t>
-            </w:r>
-          </w:p>
-        </w:tc>
-        <w:tc>
-          <w:tcPr>
-            <w:tcW w:type="dxa" w:w="3184"/>
-            <w:shd w:fill="FFFFFF" w:val="clear"/>
-            <w:tcMar>
-              <w:top w:type="dxa" w:w="70"/>
-              <w:left w:type="dxa" w:w="110"/>
-              <w:bottom w:type="dxa" w:w="70"/>
-              <w:right w:type="dxa" w:w="110"/>
-            </w:tcMar>
-          </w:tcPr>
-          <w:p>
-            <w:pPr>
-              <w:spacing w:after="0" w:before="0" w:line="252"/>
-            </w:pPr>
-            <w:r>
-              <w:rPr>
-                <w:rFonts w:ascii="Calibri" w:cs="Calibri" w:eastAsia="Calibri" w:hAnsi="Calibri"/>
-                <w:color w:val="1A1A1A"/>
-                <w:sz w:val="19"/>
-                <w:szCs w:val="19"/>
-              </w:rPr>
-              <w:t xml:space="preserve">Learning</w:t>
-            </w:r>
-          </w:p>
-        </w:tc>
-      </w:tr>
-      <w:tr>
-        <w:tc>
-          <w:tcPr>
-            <w:tcW w:type="dxa" w:w="6176"/>
+              <w:t xml:space="preserve">docs/architecture</w:t>
+            </w:r>
+          </w:p>
+        </w:tc>
+        <w:tc>
+          <w:tcPr>
+            <w:tcW w:type="dxa" w:w="4082"/>
             <w:shd w:fill="F6F8FB" w:val="clear"/>
             <w:tcMar>
               <w:top w:type="dxa" w:w="70"/>
@@ -14786,164 +14821,12 @@
             </w:pPr>
             <w:r>
               <w:rPr>
-                <w:rFonts w:ascii="Consolas" w:cs="Consolas" w:eastAsia="Consolas" w:hAnsi="Consolas"/>
-                <w:color w:val="0B3D63"/>
-                <w:sz w:val="19"/>
-                <w:szCs w:val="19"/>
-              </w:rPr>
-              <w:t xml:space="preserve">docs/architecture/28-operator-surfaces-evaluation.md</w:t>
-            </w:r>
-          </w:p>
-        </w:tc>
-        <w:tc>
-          <w:tcPr>
-            <w:tcW w:type="dxa" w:w="3184"/>
-            <w:shd w:fill="F6F8FB" w:val="clear"/>
-            <w:tcMar>
-              <w:top w:type="dxa" w:w="70"/>
-              <w:left w:type="dxa" w:w="110"/>
-              <w:bottom w:type="dxa" w:w="70"/>
-              <w:right w:type="dxa" w:w="110"/>
-            </w:tcMar>
-          </w:tcPr>
-          <w:p>
-            <w:pPr>
-              <w:spacing w:after="0" w:before="0" w:line="252"/>
-            </w:pPr>
-            <w:r>
-              <w:rPr>
-                <w:rFonts w:ascii="Calibri" w:cs="Calibri" w:eastAsia="Calibri" w:hAnsi="Calibri"/>
-                <w:color w:val="1A1A1A"/>
-                <w:sz w:val="19"/>
-                <w:szCs w:val="19"/>
-              </w:rPr>
-              <w:t xml:space="preserve">The console</w:t>
-            </w:r>
-          </w:p>
-        </w:tc>
-      </w:tr>
-      <w:tr>
-        <w:tc>
-          <w:tcPr>
-            <w:tcW w:type="dxa" w:w="6176"/>
-            <w:shd w:fill="FFFFFF" w:val="clear"/>
-            <w:tcMar>
-              <w:top w:type="dxa" w:w="70"/>
-              <w:left w:type="dxa" w:w="110"/>
-              <w:bottom w:type="dxa" w:w="70"/>
-              <w:right w:type="dxa" w:w="110"/>
-            </w:tcMar>
-          </w:tcPr>
-          <w:p>
-            <w:pPr>
-              <w:spacing w:after="0" w:before="0" w:line="252"/>
-            </w:pPr>
-            <w:r>
-              <w:rPr>
-                <w:rFonts w:ascii="Consolas" w:cs="Consolas" w:eastAsia="Consolas" w:hAnsi="Consolas"/>
-                <w:color w:val="0B3D63"/>
-                <w:sz w:val="19"/>
-                <w:szCs w:val="19"/>
-              </w:rPr>
-              <w:t xml:space="preserve">docs/architecture/31-load-test-2026-09-05.md</w:t>
-            </w:r>
-            <w:r>
-              <w:rPr>
-                <w:rFonts w:ascii="Calibri" w:cs="Calibri" w:eastAsia="Calibri" w:hAnsi="Calibri"/>
-                <w:color w:val="1A1A1A"/>
-                <w:sz w:val="19"/>
-                <w:szCs w:val="19"/>
-              </w:rPr>
-              <w:t xml:space="preserve">, </w:t>
-            </w:r>
-            <w:r>
-              <w:rPr>
-                <w:rFonts w:ascii="Consolas" w:cs="Consolas" w:eastAsia="Consolas" w:hAnsi="Consolas"/>
-                <w:color w:val="0B3D63"/>
-                <w:sz w:val="19"/>
-                <w:szCs w:val="19"/>
-              </w:rPr>
-              <w:t xml:space="preserve">docs/architecture/32-latency-numbers.md</w:t>
-            </w:r>
-          </w:p>
-        </w:tc>
-        <w:tc>
-          <w:tcPr>
-            <w:tcW w:type="dxa" w:w="3184"/>
-            <w:shd w:fill="FFFFFF" w:val="clear"/>
-            <w:tcMar>
-              <w:top w:type="dxa" w:w="70"/>
-              <w:left w:type="dxa" w:w="110"/>
-              <w:bottom w:type="dxa" w:w="70"/>
-              <w:right w:type="dxa" w:w="110"/>
-            </w:tcMar>
-          </w:tcPr>
-          <w:p>
-            <w:pPr>
-              <w:spacing w:after="0" w:before="0" w:line="252"/>
-            </w:pPr>
-            <w:r>
-              <w:rPr>
-                <w:rFonts w:ascii="Calibri" w:cs="Calibri" w:eastAsia="Calibri" w:hAnsi="Calibri"/>
-                <w:color w:val="1A1A1A"/>
-                <w:sz w:val="19"/>
-                <w:szCs w:val="19"/>
-              </w:rPr>
-              <w:t xml:space="preserve">The staging measurements: the method only, quote nothing</w:t>
-            </w:r>
-          </w:p>
-        </w:tc>
-      </w:tr>
-      <w:tr>
-        <w:tc>
-          <w:tcPr>
-            <w:tcW w:type="dxa" w:w="6176"/>
-            <w:shd w:fill="F6F8FB" w:val="clear"/>
-            <w:tcMar>
-              <w:top w:type="dxa" w:w="70"/>
-              <w:left w:type="dxa" w:w="110"/>
-              <w:bottom w:type="dxa" w:w="70"/>
-              <w:right w:type="dxa" w:w="110"/>
-            </w:tcMar>
-          </w:tcPr>
-          <w:p>
-            <w:pPr>
-              <w:spacing w:after="0" w:before="0" w:line="252"/>
-            </w:pPr>
-            <w:r>
-              <w:rPr>
-                <w:rFonts w:ascii="Consolas" w:cs="Consolas" w:eastAsia="Consolas" w:hAnsi="Consolas"/>
-                <w:color w:val="0B3D63"/>
-                <w:sz w:val="19"/>
-                <w:szCs w:val="19"/>
-              </w:rPr>
-              <w:t xml:space="preserve">docs/architecture/35-audit-verification-and-source-of-truth.md</w:t>
-            </w:r>
-          </w:p>
-        </w:tc>
-        <w:tc>
-          <w:tcPr>
-            <w:tcW w:type="dxa" w:w="3184"/>
-            <w:shd w:fill="F6F8FB" w:val="clear"/>
-            <w:tcMar>
-              <w:top w:type="dxa" w:w="70"/>
-              <w:left w:type="dxa" w:w="110"/>
-              <w:bottom w:type="dxa" w:w="70"/>
-              <w:right w:type="dxa" w:w="110"/>
-            </w:tcMar>
-          </w:tcPr>
-          <w:p>
-            <w:pPr>
-              <w:spacing w:after="0" w:before="0" w:line="252"/>
-            </w:pPr>
-            <w:r>
-              <w:rPr>
-                <w:rFonts w:ascii="Calibri" w:cs="Calibri" w:eastAsia="Calibri" w:hAnsi="Calibri"/>
-                <w:color w:val="1A1A1A"/>
-                <w:sz w:val="19"/>
-                <w:szCs w:val="19"/>
-              </w:rPr>
-              <w:t xml:space="preserve">What is verified</w:t>
+                <w:rFonts w:ascii="Calibri" w:cs="Calibri" w:eastAsia="Calibri" w:hAnsi="Calibri"/>
+                <w:color w:val="1A1A1A"/>
+                <w:sz w:val="19"/>
+                <w:szCs w:val="19"/>
+              </w:rPr>
+              <w:t xml:space="preserve">Learning, the audit of what is verified, and the rest of the design</w:t>
             </w:r>
           </w:p>
         </w:tc>
@@ -14953,6 +14836,20 @@
       <w:pPr>
         <w:spacing w:after="160"/>
       </w:pPr>
+    </w:p>
+    <w:p>
+      <w:pPr>
+        <w:spacing w:after="120" w:line="276"/>
+      </w:pPr>
+      <w:r>
+        <w:rPr>
+          <w:rFonts w:ascii="Calibri" w:cs="Calibri" w:eastAsia="Calibri" w:hAnsi="Calibri"/>
+          <w:color w:val="1A1A1A"/>
+          <w:sz w:val="21"/>
+          <w:szCs w:val="21"/>
+        </w:rPr>
+        <w:t xml:space="preserve">These are internal engineering documents: never forward one to a customer.</w:t>
+      </w:r>
     </w:p>
     <w:tbl>
       <w:tblPr>
